--- a/anti_ageing_review/submission_assets/MJDRDYPU_AntiAgeing_revision_R1_2026-06-23/MJDRDYPU_AntiAgeing_supplementary_R1_2026-06-23.docx
+++ b/anti_ageing_review/submission_assets/MJDRDYPU_AntiAgeing_revision_R1_2026-06-23/MJDRDYPU_AntiAgeing_supplementary_R1_2026-06-23.docx
@@ -871,7 +871,217 @@
           <w:i/>
           <w:iCs/>
         </w:rPr>
-        <w:t xml:space="preserve">self-explanatory.</w:t>
+        <w:t xml:space="preserve">self-explanatory. Two intervention-class labels in these tables denote</w:t>
+      </w:r>
+      <w:r>
+        <w:rPr>
+          <w:i/>
+          <w:iCs/>
+        </w:rPr>
+        <w:t xml:space="preserve"> </w:t>
+      </w:r>
+      <w:r>
+        <w:rPr>
+          <w:i/>
+          <w:iCs/>
+        </w:rPr>
+        <w:t xml:space="preserve">grouped search categories that are given self-explanatory names in the</w:t>
+      </w:r>
+      <w:r>
+        <w:rPr>
+          <w:i/>
+          <w:iCs/>
+        </w:rPr>
+        <w:t xml:space="preserve"> </w:t>
+      </w:r>
+      <w:r>
+        <w:rPr>
+          <w:i/>
+          <w:iCs/>
+        </w:rPr>
+        <w:t xml:space="preserve">main manuscript:</w:t>
+      </w:r>
+      <w:r>
+        <w:rPr>
+          <w:i/>
+          <w:iCs/>
+        </w:rPr>
+        <w:t xml:space="preserve"> </w:t>
+      </w:r>
+      <w:r>
+        <w:rPr>
+          <w:i/>
+          <w:iCs/>
+        </w:rPr>
+        <w:t xml:space="preserve">“Supplements”</w:t>
+      </w:r>
+      <w:r>
+        <w:rPr>
+          <w:i/>
+          <w:iCs/>
+        </w:rPr>
+        <w:t xml:space="preserve"> </w:t>
+      </w:r>
+      <w:r>
+        <w:rPr>
+          <w:i/>
+          <w:iCs/>
+        </w:rPr>
+        <w:t xml:space="preserve">(here) corresponds to</w:t>
+      </w:r>
+      <w:r>
+        <w:rPr>
+          <w:i/>
+          <w:iCs/>
+        </w:rPr>
+        <w:t xml:space="preserve"> </w:t>
+      </w:r>
+      <w:r>
+        <w:rPr>
+          <w:i/>
+          <w:iCs/>
+        </w:rPr>
+        <w:t xml:space="preserve">“Dietary</w:t>
+      </w:r>
+      <w:r>
+        <w:rPr>
+          <w:i/>
+          <w:iCs/>
+        </w:rPr>
+        <w:t xml:space="preserve"> </w:t>
+      </w:r>
+      <w:r>
+        <w:rPr>
+          <w:i/>
+          <w:iCs/>
+        </w:rPr>
+        <w:t xml:space="preserve">supplements”</w:t>
+      </w:r>
+      <w:r>
+        <w:rPr>
+          <w:i/>
+          <w:iCs/>
+        </w:rPr>
+        <w:t xml:space="preserve"> </w:t>
+      </w:r>
+      <w:r>
+        <w:rPr>
+          <w:i/>
+          <w:iCs/>
+        </w:rPr>
+        <w:t xml:space="preserve">(main text) and comprises resveratrol, curcumin, omega-3,</w:t>
+      </w:r>
+      <w:r>
+        <w:rPr>
+          <w:i/>
+          <w:iCs/>
+        </w:rPr>
+        <w:t xml:space="preserve"> </w:t>
+      </w:r>
+      <w:r>
+        <w:rPr>
+          <w:i/>
+          <w:iCs/>
+        </w:rPr>
+        <w:t xml:space="preserve">and vitamin D;</w:t>
+      </w:r>
+      <w:r>
+        <w:rPr>
+          <w:i/>
+          <w:iCs/>
+        </w:rPr>
+        <w:t xml:space="preserve"> </w:t>
+      </w:r>
+      <w:r>
+        <w:rPr>
+          <w:i/>
+          <w:iCs/>
+        </w:rPr>
+        <w:t xml:space="preserve">“Controversial”</w:t>
+      </w:r>
+      <w:r>
+        <w:rPr>
+          <w:i/>
+          <w:iCs/>
+        </w:rPr>
+        <w:t xml:space="preserve"> </w:t>
+      </w:r>
+      <w:r>
+        <w:rPr>
+          <w:i/>
+          <w:iCs/>
+        </w:rPr>
+        <w:t xml:space="preserve">(here) corresponds to</w:t>
+      </w:r>
+      <w:r>
+        <w:rPr>
+          <w:i/>
+          <w:iCs/>
+        </w:rPr>
+        <w:t xml:space="preserve"> </w:t>
+      </w:r>
+      <w:r>
+        <w:rPr>
+          <w:i/>
+          <w:iCs/>
+        </w:rPr>
+        <w:t xml:space="preserve">“Plasma/telomerase”</w:t>
+      </w:r>
+      <w:r>
+        <w:rPr>
+          <w:i/>
+          <w:iCs/>
+        </w:rPr>
+        <w:t xml:space="preserve"> </w:t>
+      </w:r>
+      <w:r>
+        <w:rPr>
+          <w:i/>
+          <w:iCs/>
+        </w:rPr>
+        <w:t xml:space="preserve">(main text) and comprises blood- and plasma-based rejuvenation</w:t>
+      </w:r>
+      <w:r>
+        <w:rPr>
+          <w:i/>
+          <w:iCs/>
+        </w:rPr>
+        <w:t xml:space="preserve"> </w:t>
+      </w:r>
+      <w:r>
+        <w:rPr>
+          <w:i/>
+          <w:iCs/>
+        </w:rPr>
+        <w:t xml:space="preserve">(heterochronic parabiosis, young-plasma transfer, plasma dilution) and</w:t>
+      </w:r>
+      <w:r>
+        <w:rPr>
+          <w:i/>
+          <w:iCs/>
+        </w:rPr>
+        <w:t xml:space="preserve"> </w:t>
+      </w:r>
+      <w:r>
+        <w:rPr>
+          <w:i/>
+          <w:iCs/>
+        </w:rPr>
+        <w:t xml:space="preserve">telomerase activation. Full keyword groupings for every class are listed</w:t>
+      </w:r>
+      <w:r>
+        <w:rPr>
+          <w:i/>
+          <w:iCs/>
+        </w:rPr>
+        <w:t xml:space="preserve"> </w:t>
+      </w:r>
+      <w:r>
+        <w:rPr>
+          <w:i/>
+          <w:iCs/>
+        </w:rPr>
+        <w:t xml:space="preserve">in the search strategy (Supplementary Table S2).</w:t>
       </w:r>
     </w:p>
     <w:bookmarkStart w:id="25" w:name="X1d367d6987d086a54ef2dc63338ebea89e8f1e1"/>
